--- a/series/publications/linkedin/2026-10-08_causal_credit_series/publications/word/ARTICLE_3_REJECT_INFERENCE_AND_SELECTIVE_LABELS.docx
+++ b/series/publications/linkedin/2026-10-08_causal_credit_series/publications/word/ARTICLE_3_REJECT_INFERENCE_AND_SELECTIVE_LABELS.docx
@@ -1757,7 +1757,7 @@
         <w:pStyle w:val="BodyText"/>
       </w:pPr>
       <w:r>
-        <w:t xml:space="preserve">For financing a ring-fenced receivables stream, the core exposure is identified assets and the collections legally dedicated to repayment. Evidence should cover invoice eligibility, underlying supply, obligor acceptance, concentration, dilution, set-off, dispute, assignment, perfection, account control, servicing continuity, collection timing, reserves and waterfall distributions. The SPV’s available cash can be strong even where the originator’s unrestricted business cash is weak, and the reverse can also occur. Reject inference for an operating-business facility cannot be transferred mechanically to a receivables purchase or SPV facility. The offer, unit of analysis, obligor, legal rights and observed repayment event differ. A trial should record whether cash came from ordinary trading, an assigned invoice, a guarantor, a reserve, owner support or recovery action so that a</w:t>
+        <w:t xml:space="preserve">For financing a ring-fenced receivables stream, the core exposure is identified assets and the collections legally dedicated to repayment. Evidence should cover invoice eligibility, underlying supply, obligor acceptance, concentration, dilution, set-off, dispute, assignment, perfection, account control, servicing continuity, collection timing, reserves and waterfall distributions. The collections dedicated to the receivables facility can be strong even where the originator’s unrestricted business cash is weak, and the reverse can also occur. Where the worked structure uses a special-purpose vehicle (SPV), the analysis follows the receivables held by that vehicle and the collections available under its waterfall. Reject inference for an operating-business facility therefore needs a separately specified outcome and selection model when applied to financing ring-fenced receivables. The offer, unit of analysis, obligor, legal rights and observed repayment event differ. A trial should record whether cash came from ordinary trading, an assigned invoice, a guarantor, a reserve, owner support or recovery action so that a</w:t>
       </w:r>
       <w:r>
         <w:t xml:space="preserve"> </w:t>
